--- a/app/forms/templates/AUTORIZACIÓN DE CORRETAJE INMOBILIARIO ALBERTO ÁLVAREZ.docx
+++ b/app/forms/templates/AUTORIZACIÓN DE CORRETAJE INMOBILIARIO ALBERTO ÁLVAREZ.docx
@@ -42,7 +42,25 @@
           <w:szCs w:val="16"/>
           <w:lang w:val="es-ES"/>
         </w:rPr>
-        <w:t>____________</w:t>
+        <w:t>___________</w:t>
+      </w:r>
+      <w:r>
+        <w:rPr>
+          <w:rFonts w:ascii="Verdana" w:hAnsi="Verdana" w:cs="Tahoma"/>
+          <w:sz w:val="16"/>
+          <w:szCs w:val="16"/>
+          <w:lang w:val="es-ES"/>
+        </w:rPr>
+        <w:t>__</w:t>
+      </w:r>
+      <w:r>
+        <w:rPr>
+          <w:rFonts w:ascii="Verdana" w:hAnsi="Verdana" w:cs="Tahoma"/>
+          <w:sz w:val="16"/>
+          <w:szCs w:val="16"/>
+          <w:lang w:val="es-ES"/>
+        </w:rPr>
+        <w:t>_</w:t>
       </w:r>
       <w:r>
         <w:rPr>
@@ -128,7 +146,25 @@
           <w:szCs w:val="16"/>
           <w:lang w:val="es-ES"/>
         </w:rPr>
-        <w:t>________</w:t>
+        <w:t>_</w:t>
+      </w:r>
+      <w:r>
+        <w:rPr>
+          <w:rFonts w:ascii="Verdana" w:hAnsi="Verdana" w:cs="Tahoma"/>
+          <w:sz w:val="16"/>
+          <w:szCs w:val="16"/>
+          <w:lang w:val="es-ES"/>
+        </w:rPr>
+        <w:t>__</w:t>
+      </w:r>
+      <w:r>
+        <w:rPr>
+          <w:rFonts w:ascii="Verdana" w:hAnsi="Verdana" w:cs="Tahoma"/>
+          <w:sz w:val="16"/>
+          <w:szCs w:val="16"/>
+          <w:lang w:val="es-ES"/>
+        </w:rPr>
+        <w:t>_______</w:t>
       </w:r>
       <w:r>
         <w:rPr>
@@ -412,7 +448,23 @@
           <w:sz w:val="16"/>
           <w:szCs w:val="16"/>
         </w:rPr>
-        <w:t>____ Municipio: ______________</w:t>
+        <w:t>___</w:t>
+      </w:r>
+      <w:r>
+        <w:rPr>
+          <w:rFonts w:ascii="Verdana" w:hAnsi="Verdana"/>
+          <w:sz w:val="16"/>
+          <w:szCs w:val="16"/>
+        </w:rPr>
+        <w:t>____</w:t>
+      </w:r>
+      <w:r>
+        <w:rPr>
+          <w:rFonts w:ascii="Verdana" w:hAnsi="Verdana"/>
+          <w:sz w:val="16"/>
+          <w:szCs w:val="16"/>
+        </w:rPr>
+        <w:t xml:space="preserve">_ </w:t>
       </w:r>
     </w:p>
     <w:p>
@@ -430,6 +482,40 @@
           <w:sz w:val="16"/>
           <w:szCs w:val="16"/>
         </w:rPr>
+        <w:t>Municipio: ____________</w:t>
+      </w:r>
+      <w:r>
+        <w:rPr>
+          <w:rFonts w:ascii="Verdana" w:hAnsi="Verdana"/>
+          <w:sz w:val="16"/>
+          <w:szCs w:val="16"/>
+        </w:rPr>
+        <w:t>______</w:t>
+      </w:r>
+      <w:r>
+        <w:rPr>
+          <w:rFonts w:ascii="Verdana" w:hAnsi="Verdana"/>
+          <w:sz w:val="16"/>
+          <w:szCs w:val="16"/>
+        </w:rPr>
+        <w:t>__</w:t>
+      </w:r>
+    </w:p>
+    <w:p>
+      <w:pPr>
+        <w:pStyle w:val="Sinespaciado"/>
+        <w:rPr>
+          <w:rFonts w:ascii="Verdana" w:hAnsi="Verdana"/>
+          <w:sz w:val="16"/>
+          <w:szCs w:val="16"/>
+        </w:rPr>
+      </w:pPr>
+      <w:r>
+        <w:rPr>
+          <w:rFonts w:ascii="Verdana" w:hAnsi="Verdana"/>
+          <w:sz w:val="16"/>
+          <w:szCs w:val="16"/>
+        </w:rPr>
         <w:t>Matrícula inmobiliaria: ______________________</w:t>
       </w:r>
     </w:p>
@@ -508,12 +594,22 @@
         </w:rPr>
         <w:t xml:space="preserve"> </w:t>
       </w:r>
-      <w:r>
+    </w:p>
+    <w:p>
+      <w:pPr>
+        <w:pStyle w:val="Sinespaciado"/>
         <w:rPr>
           <w:rFonts w:ascii="Verdana" w:hAnsi="Verdana"/>
           <w:sz w:val="16"/>
           <w:szCs w:val="16"/>
         </w:rPr>
+      </w:pPr>
+      <w:r>
+        <w:rPr>
+          <w:rFonts w:ascii="Verdana" w:hAnsi="Verdana"/>
+          <w:sz w:val="16"/>
+          <w:szCs w:val="16"/>
+        </w:rPr>
         <w:t xml:space="preserve">Leasing: </w:t>
       </w:r>
       <w:r>
@@ -540,7 +636,7 @@
           <w:sz w:val="16"/>
           <w:szCs w:val="16"/>
         </w:rPr>
-        <w:t>Saldo actual de la deuda: $</w:t>
+        <w:t>Saldo actual de la deuda</w:t>
       </w:r>
       <w:r>
         <w:rPr>
@@ -548,7 +644,7 @@
           <w:sz w:val="16"/>
           <w:szCs w:val="16"/>
         </w:rPr>
-        <w:t xml:space="preserve">__________________ </w:t>
+        <w:t xml:space="preserve"> (aproximado)</w:t>
       </w:r>
       <w:r>
         <w:rPr>
@@ -556,7 +652,15 @@
           <w:sz w:val="16"/>
           <w:szCs w:val="16"/>
         </w:rPr>
-        <w:t>aproximadamente.</w:t>
+        <w:t>: $</w:t>
+      </w:r>
+      <w:r>
+        <w:rPr>
+          <w:rFonts w:ascii="Verdana" w:hAnsi="Verdana"/>
+          <w:sz w:val="16"/>
+          <w:szCs w:val="16"/>
+        </w:rPr>
+        <w:t>__________________</w:t>
       </w:r>
     </w:p>
     <w:p>
@@ -1355,6 +1459,7 @@
           <w:szCs w:val="16"/>
           <w:lang w:val="es-ES"/>
         </w:rPr>
+        <w:lastRenderedPageBreak/>
         <w:t>Seguir a cabalidad las instrucciones del interesado</w:t>
       </w:r>
       <w:r>
@@ -1425,7 +1530,6 @@
           <w:szCs w:val="16"/>
           <w:lang w:val="es-ES"/>
         </w:rPr>
-        <w:lastRenderedPageBreak/>
         <w:t>No usar el sistema MLS como medio para desarrollar actividades ilegales.</w:t>
       </w:r>
     </w:p>
@@ -2080,6 +2184,7 @@
       <w:r>
         <w:rPr>
           <w:rFonts w:ascii="Verdana" w:hAnsi="Verdana" w:cs="Tahoma"/>
+          <w:noProof/>
           <w:sz w:val="16"/>
           <w:szCs w:val="16"/>
           <w:lang w:val="es-ES"/>
@@ -2170,6 +2275,7 @@
       <w:r>
         <w:rPr>
           <w:rFonts w:ascii="Verdana" w:hAnsi="Verdana" w:cs="Tahoma"/>
+          <w:noProof/>
           <w:sz w:val="16"/>
           <w:szCs w:val="16"/>
           <w:lang w:val="es-ES"/>
@@ -2362,6 +2468,7 @@
       <w:r>
         <w:rPr>
           <w:rFonts w:ascii="Verdana" w:hAnsi="Verdana" w:cs="Tahoma"/>
+          <w:noProof/>
           <w:sz w:val="16"/>
           <w:szCs w:val="16"/>
           <w:lang w:val="es-ES"/>
@@ -2705,6 +2812,7 @@
         <w:rFonts w:ascii="Verdana" w:hAnsi="Verdana"/>
         <w:b/>
         <w:bCs/>
+        <w:noProof/>
       </w:rPr>
       <w:drawing>
         <wp:anchor distT="0" distB="0" distL="114300" distR="114300" simplePos="0" relativeHeight="251660288" behindDoc="0" locked="0" layoutInCell="1" allowOverlap="1" wp14:anchorId="61F75039" wp14:editId="33862E43">
